--- a/projects/ciszupy/docs/docx/LICENSE.docx
+++ b/projects/ciszupy/docs/docx/LICENSE.docx
@@ -7,7 +7,7 @@
         <w:pStyle w:val="FirstParagraph"/>
       </w:pPr>
       <w:r>
-        <w:t xml:space="preserve">CISZUBOT - DOCUMENTACIÓN OFICIAL</w:t>
+        <w:t xml:space="preserve">CISZUPY - DOCUMENTACIÓN OFICIAL</w:t>
       </w:r>
       <w:r>
         <w:t xml:space="preserve"> </w:t>
@@ -19,19 +19,19 @@
         <w:t xml:space="preserve"> </w:t>
       </w:r>
       <w:r>
-        <w:t xml:space="preserve">Versión: 2.5.5</w:t>
-      </w:r>
-      <w:r>
-        <w:t xml:space="preserve"> </w:t>
-      </w:r>
-      <w:r>
-        <w:t xml:space="preserve">Actualización: 2026-07-28</w:t>
-      </w:r>
-      <w:r>
-        <w:t xml:space="preserve"> </w:t>
-      </w:r>
-      <w:r>
-        <w:t xml:space="preserve">Identificador: LICENSE_V2.5.5_2026_07_28_ciszubot</w:t>
+        <w:t xml:space="preserve">Versión: 0.1.0</w:t>
+      </w:r>
+      <w:r>
+        <w:t xml:space="preserve"> </w:t>
+      </w:r>
+      <w:r>
+        <w:t xml:space="preserve">Actualización: 2026-09-17</w:t>
+      </w:r>
+      <w:r>
+        <w:t xml:space="preserve"> </w:t>
+      </w:r>
+      <w:r>
+        <w:t xml:space="preserve">Identificador: LICENSE_V0.1.0_2026_07_28_CISZUPY</w:t>
       </w:r>
     </w:p>
     <w:p>
@@ -68,7 +68,7 @@
         <w:t xml:space="preserve"> </w:t>
       </w:r>
       <w:r>
-        <w:t xml:space="preserve">Ciszubot es propiedad de Ciszu Network y Ciszuko Antony (Francisco Garcia).</w:t>
+        <w:t xml:space="preserve">CISZUPY es propiedad de Ciszu Network y Ciszuko Antony (Francisco Garcia).</w:t>
       </w:r>
       <w:r>
         <w:t xml:space="preserve"> </w:t>
@@ -259,7 +259,7 @@
         <w:t xml:space="preserve"> </w:t>
       </w:r>
       <w:r>
-        <w:t xml:space="preserve">Ciszubot is owned by Ciszu Network and Ciszuko Antony (Francisco Garcia).</w:t>
+        <w:t xml:space="preserve">CISZUPY is owned by Ciszu Network and Ciszuko Antony (Francisco Garcia).</w:t>
       </w:r>
       <w:r>
         <w:t xml:space="preserve"> </w:t>
